--- a/docx_resources/Вечірня-Утреня/В,У - Мінея/09-Вересень/07-__-передсвяття_Різдва_Богородиці.docx
+++ b/docx_resources/Вечірня-Утреня/В,У - Мінея/09-Вересень/07-__-передсвяття_Різдва_Богородиці.docx
@@ -52,7 +52,7 @@
       </w:r>
       <w:r>
         <w:rPr>
-          <w:rFonts w:ascii="Segoe UI Symbol" w:eastAsia="Quattrocento Sans" w:hAnsi="Segoe UI Symbol" w:cs="Segoe UI Symbol"/>
+          <w:rFonts w:ascii="Times New Roman" w:eastAsia="Quattrocento Sans" w:hAnsi="Times New Roman" w:cs="Segoe UI Symbol"/>
           <w:color w:val="000000"/>
           <w:sz w:val="24"/>
           <w:szCs w:val="24"/>
@@ -95,6 +95,7 @@
         <w:rPr>
           <w:rFonts w:ascii="Times New Roman" w:hAnsi="Times New Roman" w:cs="Times New Roman"/>
           <w:b/>
+          <w:sz w:val="24"/>
         </w:rPr>
         <w:t>ВЕЧІРНЯ</w:t>
       </w:r>
@@ -1790,6 +1791,7 @@
           <w:b/>
           <w:i/>
           <w:color w:val="FF0000"/>
+          <w:sz w:val="24"/>
           <w:lang w:val="ru-MD"/>
         </w:rPr>
         <w:t>Вечірні молитви</w:t>
@@ -6680,6 +6682,7 @@
           <w:b/>
           <w:i/>
           <w:color w:val="FF0000"/>
+          <w:sz w:val="24"/>
           <w:lang w:val="ru-MD"/>
         </w:rPr>
         <w:lastRenderedPageBreak/>
@@ -8548,6 +8551,7 @@
           <w:b/>
           <w:i/>
           <w:color w:val="FF0000"/>
+          <w:sz w:val="24"/>
           <w:lang w:val="ru-MD"/>
         </w:rPr>
         <w:t xml:space="preserve">Прокімен. </w:t>
@@ -8557,6 +8561,7 @@
           <w:rFonts w:ascii="Times New Roman" w:eastAsia="Times New Roman" w:hAnsi="Times New Roman" w:cs="Times New Roman"/>
           <w:i/>
           <w:color w:val="FF0000"/>
+          <w:sz w:val="24"/>
           <w:lang w:val="ru-MD"/>
         </w:rPr>
         <w:t>Псалом 53 (г.</w:t>
@@ -8566,6 +8571,7 @@
           <w:rFonts w:ascii="Times New Roman" w:eastAsia="Times New Roman" w:hAnsi="Times New Roman" w:cs="Times New Roman"/>
           <w:i/>
           <w:color w:val="FF0000"/>
+          <w:sz w:val="24"/>
         </w:rPr>
         <w:t xml:space="preserve"> </w:t>
       </w:r>
@@ -8574,6 +8580,7 @@
           <w:rFonts w:ascii="Times New Roman" w:eastAsia="Times New Roman" w:hAnsi="Times New Roman" w:cs="Times New Roman"/>
           <w:i/>
           <w:color w:val="FF0000"/>
+          <w:sz w:val="24"/>
           <w:lang w:val="ru-MD"/>
         </w:rPr>
         <w:t>5):</w:t>
@@ -8687,6 +8694,7 @@
           <w:b/>
           <w:i/>
           <w:color w:val="FF0000"/>
+          <w:sz w:val="24"/>
           <w:lang w:val="ru-MD"/>
         </w:rPr>
         <w:t>Сподоби, Господи</w:t>
@@ -9497,6 +9505,7 @@
           <w:b/>
           <w:i/>
           <w:color w:val="FF0000"/>
+          <w:sz w:val="24"/>
           <w:lang w:val="ru-MD"/>
         </w:rPr>
         <w:t>Прохальна єктенія</w:t>
@@ -10812,6 +10821,7 @@
           <w:b/>
           <w:i/>
           <w:color w:val="FF0000"/>
+          <w:sz w:val="24"/>
           <w:lang w:val="ru-MD"/>
         </w:rPr>
         <w:t>Пісня Симеона</w:t>
@@ -11431,6 +11441,7 @@
           <w:b/>
           <w:i/>
           <w:color w:val="FF0000"/>
+          <w:sz w:val="24"/>
           <w:lang w:val="ru-MD"/>
         </w:rPr>
         <w:t>Тропарі</w:t>
@@ -11567,6 +11578,7 @@
           <w:b/>
           <w:i/>
           <w:color w:val="FF0000"/>
+          <w:sz w:val="24"/>
           <w:lang w:val="ru-MD"/>
         </w:rPr>
         <w:t>Єктенія усильного благання</w:t>
@@ -12397,6 +12409,7 @@
           <w:b/>
           <w:i/>
           <w:color w:val="FF0000"/>
+          <w:sz w:val="24"/>
           <w:lang w:val="ru-MD"/>
         </w:rPr>
         <w:t>Після Вечірні</w:t>
@@ -12472,6 +12485,7 @@
       <w:r>
         <w:rPr>
           <w:rFonts w:ascii="Times New Roman" w:hAnsi="Times New Roman"/>
+          <w:sz w:val="24"/>
           <w:lang w:val="ru-MD"/>
         </w:rPr>
         <w:br w:type="page"/>
@@ -12491,6 +12505,7 @@
         <w:rPr>
           <w:rFonts w:ascii="Times New Roman" w:hAnsi="Times New Roman" w:cs="Times New Roman"/>
           <w:b/>
+          <w:sz w:val="24"/>
         </w:rPr>
         <w:lastRenderedPageBreak/>
         <w:t>УТРЕНЯ</w:t>
@@ -15388,6 +15403,7 @@
           <w:b/>
           <w:i/>
           <w:color w:val="FF0000"/>
+          <w:sz w:val="24"/>
           <w:lang w:val="ru-MD"/>
         </w:rPr>
         <w:t>Утренні молитви</w:t>
@@ -17273,6 +17289,7 @@
           <w:b/>
           <w:i/>
           <w:color w:val="FF0000"/>
+          <w:sz w:val="24"/>
         </w:rPr>
         <w:t>Бог Господь...</w:t>
       </w:r>
@@ -17281,6 +17298,7 @@
           <w:rFonts w:ascii="Times New Roman" w:eastAsia="Times New Roman" w:hAnsi="Times New Roman" w:cs="Times New Roman"/>
           <w:i/>
           <w:color w:val="FF0000"/>
+          <w:sz w:val="24"/>
         </w:rPr>
         <w:t xml:space="preserve"> (Пс. 117), глас 4</w:t>
       </w:r>
@@ -17504,6 +17522,7 @@
           <w:b/>
           <w:i/>
           <w:color w:val="FF0000"/>
+          <w:sz w:val="24"/>
         </w:rPr>
         <w:t>Тропарі</w:t>
       </w:r>
@@ -17729,6 +17748,7 @@
           <w:b/>
           <w:i/>
           <w:color w:val="FF0000"/>
+          <w:sz w:val="24"/>
         </w:rPr>
         <w:t>Мала єктенія</w:t>
       </w:r>
@@ -18067,6 +18087,7 @@
           <w:b/>
           <w:i/>
           <w:color w:val="FF0000"/>
+          <w:sz w:val="24"/>
         </w:rPr>
         <w:t>Перший сідальний</w:t>
       </w:r>
@@ -18199,6 +18220,7 @@
           <w:b/>
           <w:i/>
           <w:color w:val="FF0000"/>
+          <w:sz w:val="24"/>
         </w:rPr>
         <w:t>Мала єктенія</w:t>
       </w:r>
@@ -18556,6 +18578,7 @@
           <w:b/>
           <w:i/>
           <w:color w:val="FF0000"/>
+          <w:sz w:val="24"/>
         </w:rPr>
         <w:t>Другий сідальний</w:t>
       </w:r>
@@ -18655,6 +18678,7 @@
           <w:b/>
           <w:i/>
           <w:color w:val="FF0000"/>
+          <w:sz w:val="24"/>
         </w:rPr>
         <w:t>Псалом 50</w:t>
       </w:r>
@@ -19819,6 +19843,7 @@
           <w:b/>
           <w:i/>
           <w:color w:val="FF0000"/>
+          <w:sz w:val="24"/>
         </w:rPr>
         <w:t>Мала єктенія</w:t>
       </w:r>
@@ -21086,6 +21111,7 @@
           <w:b/>
           <w:i/>
           <w:color w:val="FF0000"/>
+          <w:sz w:val="24"/>
         </w:rPr>
         <w:t>Мала єктенія</w:t>
       </w:r>
@@ -22070,6 +22096,7 @@
           <w:b/>
           <w:i/>
           <w:color w:val="FF0000"/>
+          <w:sz w:val="24"/>
         </w:rPr>
         <w:t>Пісня Богородиці</w:t>
       </w:r>
@@ -22537,6 +22564,7 @@
           <w:b/>
           <w:i/>
           <w:color w:val="FF0000"/>
+          <w:sz w:val="24"/>
         </w:rPr>
         <w:t>Достойно</w:t>
       </w:r>
@@ -22608,6 +22636,7 @@
           <w:b/>
           <w:i/>
           <w:color w:val="FF0000"/>
+          <w:sz w:val="24"/>
         </w:rPr>
         <w:t>Мала єктенія</w:t>
       </w:r>
@@ -22937,6 +22966,7 @@
           <w:b/>
           <w:i/>
           <w:color w:val="FF0000"/>
+          <w:sz w:val="24"/>
         </w:rPr>
         <w:t>Світильний</w:t>
       </w:r>
@@ -23718,6 +23748,7 @@
           <w:b/>
           <w:i/>
           <w:color w:val="FF0000"/>
+          <w:sz w:val="24"/>
         </w:rPr>
         <w:t>Мале славослов'я</w:t>
       </w:r>
@@ -24318,6 +24349,7 @@
           <w:b/>
           <w:i/>
           <w:color w:val="FF0000"/>
+          <w:sz w:val="24"/>
         </w:rPr>
         <w:t>Прохальна єктенія</w:t>
       </w:r>
@@ -25856,6 +25888,7 @@
           <w:b/>
           <w:i/>
           <w:color w:val="FF0000"/>
+          <w:sz w:val="24"/>
         </w:rPr>
         <w:t>Тропарі</w:t>
       </w:r>
@@ -25979,6 +26012,7 @@
           <w:b/>
           <w:i/>
           <w:color w:val="FF0000"/>
+          <w:sz w:val="24"/>
         </w:rPr>
         <w:t>Єктенія усильного благання</w:t>
       </w:r>

--- a/docx_resources/Вечірня-Утреня/В,У - Мінея/09-Вересень/07-__-передсвяття_Різдва_Богородиці.docx
+++ b/docx_resources/Вечірня-Утреня/В,У - Мінея/09-Вересень/07-__-передсвяття_Різдва_Богородиці.docx
@@ -52,7 +52,7 @@
       </w:r>
       <w:r>
         <w:rPr>
-          <w:rFonts w:ascii="Times New Roman" w:eastAsia="Quattrocento Sans" w:hAnsi="Times New Roman" w:cs="Segoe UI Symbol"/>
+          <w:rFonts w:ascii="Segoe UI Symbol" w:eastAsia="Quattrocento Sans" w:hAnsi="Segoe UI Symbol" w:cs="Segoe UI Symbol"/>
           <w:color w:val="000000"/>
           <w:sz w:val="24"/>
           <w:szCs w:val="24"/>
@@ -95,7 +95,6 @@
         <w:rPr>
           <w:rFonts w:ascii="Times New Roman" w:hAnsi="Times New Roman" w:cs="Times New Roman"/>
           <w:b/>
-          <w:sz w:val="24"/>
         </w:rPr>
         <w:t>ВЕЧІРНЯ</w:t>
       </w:r>
@@ -1791,7 +1790,6 @@
           <w:b/>
           <w:i/>
           <w:color w:val="FF0000"/>
-          <w:sz w:val="24"/>
           <w:lang w:val="ru-MD"/>
         </w:rPr>
         <w:t>Вечірні молитви</w:t>
@@ -6682,7 +6680,6 @@
           <w:b/>
           <w:i/>
           <w:color w:val="FF0000"/>
-          <w:sz w:val="24"/>
           <w:lang w:val="ru-MD"/>
         </w:rPr>
         <w:lastRenderedPageBreak/>
@@ -8551,7 +8548,6 @@
           <w:b/>
           <w:i/>
           <w:color w:val="FF0000"/>
-          <w:sz w:val="24"/>
           <w:lang w:val="ru-MD"/>
         </w:rPr>
         <w:t xml:space="preserve">Прокімен. </w:t>
@@ -8561,7 +8557,6 @@
           <w:rFonts w:ascii="Times New Roman" w:eastAsia="Times New Roman" w:hAnsi="Times New Roman" w:cs="Times New Roman"/>
           <w:i/>
           <w:color w:val="FF0000"/>
-          <w:sz w:val="24"/>
           <w:lang w:val="ru-MD"/>
         </w:rPr>
         <w:t>Псалом 53 (г.</w:t>
@@ -8571,7 +8566,6 @@
           <w:rFonts w:ascii="Times New Roman" w:eastAsia="Times New Roman" w:hAnsi="Times New Roman" w:cs="Times New Roman"/>
           <w:i/>
           <w:color w:val="FF0000"/>
-          <w:sz w:val="24"/>
         </w:rPr>
         <w:t xml:space="preserve"> </w:t>
       </w:r>
@@ -8580,7 +8574,6 @@
           <w:rFonts w:ascii="Times New Roman" w:eastAsia="Times New Roman" w:hAnsi="Times New Roman" w:cs="Times New Roman"/>
           <w:i/>
           <w:color w:val="FF0000"/>
-          <w:sz w:val="24"/>
           <w:lang w:val="ru-MD"/>
         </w:rPr>
         <w:t>5):</w:t>
@@ -8694,7 +8687,6 @@
           <w:b/>
           <w:i/>
           <w:color w:val="FF0000"/>
-          <w:sz w:val="24"/>
           <w:lang w:val="ru-MD"/>
         </w:rPr>
         <w:t>Сподоби, Господи</w:t>
@@ -9505,7 +9497,6 @@
           <w:b/>
           <w:i/>
           <w:color w:val="FF0000"/>
-          <w:sz w:val="24"/>
           <w:lang w:val="ru-MD"/>
         </w:rPr>
         <w:t>Прохальна єктенія</w:t>
@@ -10821,7 +10812,6 @@
           <w:b/>
           <w:i/>
           <w:color w:val="FF0000"/>
-          <w:sz w:val="24"/>
           <w:lang w:val="ru-MD"/>
         </w:rPr>
         <w:t>Пісня Симеона</w:t>
@@ -11441,7 +11431,6 @@
           <w:b/>
           <w:i/>
           <w:color w:val="FF0000"/>
-          <w:sz w:val="24"/>
           <w:lang w:val="ru-MD"/>
         </w:rPr>
         <w:t>Тропарі</w:t>
@@ -11578,7 +11567,6 @@
           <w:b/>
           <w:i/>
           <w:color w:val="FF0000"/>
-          <w:sz w:val="24"/>
           <w:lang w:val="ru-MD"/>
         </w:rPr>
         <w:t>Єктенія усильного благання</w:t>
@@ -12409,7 +12397,6 @@
           <w:b/>
           <w:i/>
           <w:color w:val="FF0000"/>
-          <w:sz w:val="24"/>
           <w:lang w:val="ru-MD"/>
         </w:rPr>
         <w:t>Після Вечірні</w:t>
@@ -12485,7 +12472,6 @@
       <w:r>
         <w:rPr>
           <w:rFonts w:ascii="Times New Roman" w:hAnsi="Times New Roman"/>
-          <w:sz w:val="24"/>
           <w:lang w:val="ru-MD"/>
         </w:rPr>
         <w:br w:type="page"/>
@@ -12505,7 +12491,6 @@
         <w:rPr>
           <w:rFonts w:ascii="Times New Roman" w:hAnsi="Times New Roman" w:cs="Times New Roman"/>
           <w:b/>
-          <w:sz w:val="24"/>
         </w:rPr>
         <w:lastRenderedPageBreak/>
         <w:t>УТРЕНЯ</w:t>
@@ -15403,7 +15388,6 @@
           <w:b/>
           <w:i/>
           <w:color w:val="FF0000"/>
-          <w:sz w:val="24"/>
           <w:lang w:val="ru-MD"/>
         </w:rPr>
         <w:t>Утренні молитви</w:t>
@@ -17289,7 +17273,6 @@
           <w:b/>
           <w:i/>
           <w:color w:val="FF0000"/>
-          <w:sz w:val="24"/>
         </w:rPr>
         <w:t>Бог Господь...</w:t>
       </w:r>
@@ -17298,7 +17281,6 @@
           <w:rFonts w:ascii="Times New Roman" w:eastAsia="Times New Roman" w:hAnsi="Times New Roman" w:cs="Times New Roman"/>
           <w:i/>
           <w:color w:val="FF0000"/>
-          <w:sz w:val="24"/>
         </w:rPr>
         <w:t xml:space="preserve"> (Пс. 117), глас 4</w:t>
       </w:r>
@@ -17522,7 +17504,6 @@
           <w:b/>
           <w:i/>
           <w:color w:val="FF0000"/>
-          <w:sz w:val="24"/>
         </w:rPr>
         <w:t>Тропарі</w:t>
       </w:r>
@@ -17748,7 +17729,6 @@
           <w:b/>
           <w:i/>
           <w:color w:val="FF0000"/>
-          <w:sz w:val="24"/>
         </w:rPr>
         <w:t>Мала єктенія</w:t>
       </w:r>
@@ -18087,7 +18067,6 @@
           <w:b/>
           <w:i/>
           <w:color w:val="FF0000"/>
-          <w:sz w:val="24"/>
         </w:rPr>
         <w:t>Перший сідальний</w:t>
       </w:r>
@@ -18220,7 +18199,6 @@
           <w:b/>
           <w:i/>
           <w:color w:val="FF0000"/>
-          <w:sz w:val="24"/>
         </w:rPr>
         <w:t>Мала єктенія</w:t>
       </w:r>
@@ -18578,7 +18556,6 @@
           <w:b/>
           <w:i/>
           <w:color w:val="FF0000"/>
-          <w:sz w:val="24"/>
         </w:rPr>
         <w:t>Другий сідальний</w:t>
       </w:r>
@@ -18678,7 +18655,6 @@
           <w:b/>
           <w:i/>
           <w:color w:val="FF0000"/>
-          <w:sz w:val="24"/>
         </w:rPr>
         <w:t>Псалом 50</w:t>
       </w:r>
@@ -19843,7 +19819,6 @@
           <w:b/>
           <w:i/>
           <w:color w:val="FF0000"/>
-          <w:sz w:val="24"/>
         </w:rPr>
         <w:t>Мала єктенія</w:t>
       </w:r>
@@ -21111,7 +21086,6 @@
           <w:b/>
           <w:i/>
           <w:color w:val="FF0000"/>
-          <w:sz w:val="24"/>
         </w:rPr>
         <w:t>Мала єктенія</w:t>
       </w:r>
@@ -22096,7 +22070,6 @@
           <w:b/>
           <w:i/>
           <w:color w:val="FF0000"/>
-          <w:sz w:val="24"/>
         </w:rPr>
         <w:t>Пісня Богородиці</w:t>
       </w:r>
@@ -22564,7 +22537,6 @@
           <w:b/>
           <w:i/>
           <w:color w:val="FF0000"/>
-          <w:sz w:val="24"/>
         </w:rPr>
         <w:t>Достойно</w:t>
       </w:r>
@@ -22636,7 +22608,6 @@
           <w:b/>
           <w:i/>
           <w:color w:val="FF0000"/>
-          <w:sz w:val="24"/>
         </w:rPr>
         <w:t>Мала єктенія</w:t>
       </w:r>
@@ -22966,7 +22937,6 @@
           <w:b/>
           <w:i/>
           <w:color w:val="FF0000"/>
-          <w:sz w:val="24"/>
         </w:rPr>
         <w:t>Світильний</w:t>
       </w:r>
@@ -23748,7 +23718,6 @@
           <w:b/>
           <w:i/>
           <w:color w:val="FF0000"/>
-          <w:sz w:val="24"/>
         </w:rPr>
         <w:t>Мале славослов'я</w:t>
       </w:r>
@@ -24349,7 +24318,6 @@
           <w:b/>
           <w:i/>
           <w:color w:val="FF0000"/>
-          <w:sz w:val="24"/>
         </w:rPr>
         <w:t>Прохальна єктенія</w:t>
       </w:r>
@@ -25888,7 +25856,6 @@
           <w:b/>
           <w:i/>
           <w:color w:val="FF0000"/>
-          <w:sz w:val="24"/>
         </w:rPr>
         <w:t>Тропарі</w:t>
       </w:r>
@@ -26012,7 +25979,6 @@
           <w:b/>
           <w:i/>
           <w:color w:val="FF0000"/>
-          <w:sz w:val="24"/>
         </w:rPr>
         <w:t>Єктенія усильного благання</w:t>
       </w:r>
